--- a/course_development/domains/active_inference_metallurgy/03_microstructural_evolution/01_systems/output/lecture-content/01_systems-module.docx
+++ b/course_development/domains/active_inference_metallurgy/03_microstructural_evolution/01_systems/output/lecture-content/01_systems-module.docx
@@ -14,7 +14,7 @@
     </w:p>
     <w:p>
       <w:r>
-        <w:t>This module explores Systems within the context of Microstructural Evolution . In the Active Inference framework, systems plays a critical role in how systems maintain their identity, process information, and adapt to perturbation. Here we examine this through the lens of nucleation, grain growth, precipitation, and characterization.</w:t>
+        <w:t>This module explores Systems within the context of Microstructural Evolution . In the Active Inference framework, the systems concept plays a critical role in understanding how bounded entities maintain their identity, process information, and adapt to perturbation. Here we examine this through the lens of nucleation, grain growth, precipitation, and characterization.</w:t>
       </w:r>
     </w:p>
     <w:p>
@@ -44,7 +44,7 @@
     </w:p>
     <w:p>
       <w:r>
-        <w:t>In Active Inference, systems refers to the process by which systems maintain and update their relationship with the environment. For metallurgical systems, this maps directly onto physical processes: Polycrystalline architecture, grain boundary character, misorientation, CSL boundaries.</w:t>
+        <w:t>In Active Inference, the concept of a system refers to any bounded entity that maintains and updates its relationship with the environment through the exchange of sensory and active states across a Markov blanket. For microstructural evolution, this maps directly onto polycrystalline architecture: grain boundary character, misorientation distributions, and CSL boundaries.</w:t>
       </w:r>
     </w:p>
     <w:p>
